--- a/FTR_report_asg3_Alibek.docx
+++ b/FTR_report_asg3_Alibek.docx
@@ -5296,7 +5296,7 @@
           <w:b w:val="0"/>
           <w:i w:val="0"/>
         </w:rPr>
-        <w:t>The first drill attempt failed, and it showed why disaster recovery needs a written procedure. The restore started while the new database was still initialising, and the scheduled backup ran against the empty new database and moved latest.dump to an empty dump. The fixed procedure suspends the backup CronJob, restores a named dump file and waits for a real database connection.</w:t>
+        <w:t>My first drill attempt failed. The restore started while the new database was still initialising, and the scheduled backup ran against the empty new database and moved latest.dump to an empty dump. The fixed procedure suspends the backup CronJob, restores a named dump file and waits for a real database connection.</w:t>
       </w:r>
     </w:p>
     <w:p>

--- a/FTR_report_asg3_Alibek.docx
+++ b/FTR_report_asg3_Alibek.docx
@@ -1304,7 +1304,7 @@
                 <w:i w:val="0"/>
                 <w:sz w:val="16"/>
               </w:rPr>
-              <w:t>New logins fail; students with a valid token keep working</w:t>
+              <w:t>New logins fail, students with a valid token keep working</w:t>
             </w:r>
           </w:p>
         </w:tc>
@@ -1638,7 +1638,7 @@
           <w:i/>
           <w:sz w:val="18"/>
         </w:rPr>
-        <w:t>Figure 1. My architecture with the availability of every block. Only the Registration Service and PostgreSQL were deployed and tested in minikube; the standby node is part of the design.</w:t>
+        <w:t>Figure 1. My architecture with the availability of every block. Only the Registration Service and PostgreSQL were deployed and tested in minikube. The standby node exists only in the design.</w:t>
       </w:r>
     </w:p>
     <w:p>
@@ -2625,7 +2625,7 @@
           <w:b w:val="0"/>
           <w:i w:val="0"/>
         </w:rPr>
-        <w:t>The Registration Service is a small Go program (registration/main.go) with PostgreSQL. The YAML below is k8s/registration.yaml from the repository. It has 2 replicas, a readiness probe, a liveness probe, resource requests and limits, a rolling update, automatic restart and service discovery through a ClusterIP Service. The database password in k8s/postgres.yaml is a demo value; no real AITU endpoints or credentials are used.</w:t>
+        <w:t>The Registration Service is a small Go program (registration/main.go) with PostgreSQL. The YAML below is k8s/registration.yaml from the repository. It has 2 replicas, a readiness probe, a liveness probe, resource requests and limits, a rolling update, automatic restart and service discovery through a ClusterIP Service. The database password in k8s/postgres.yaml is a demo value, and no real AITU endpoints or credentials are used.</w:t>
       </w:r>
     </w:p>
     <w:p>
@@ -3912,7 +3912,7 @@
                 <w:i w:val="0"/>
                 <w:sz w:val="16"/>
               </w:rPr>
-              <w:t>The scheduler knows the size of the pod; one pod cannot take the whole node</w:t>
+              <w:t>The scheduler knows the pod size, and one pod cannot take the whole node</w:t>
             </w:r>
           </w:p>
         </w:tc>
@@ -4404,7 +4404,7 @@
                 <w:i w:val="0"/>
                 <w:sz w:val="16"/>
               </w:rPr>
-              <w:t>Replacement ready after 1.83 s; service never down</w:t>
+              <w:t>Replacement ready after 1.83 s, the service was never down</w:t>
             </w:r>
           </w:p>
         </w:tc>
@@ -4594,7 +4594,7 @@
                 <w:i w:val="0"/>
                 <w:sz w:val="16"/>
               </w:rPr>
-              <w:t>First error 0.12 s; readiness removed both pods after 3.54 s</w:t>
+              <w:t>First error 0.12 s, readiness removed both pods after 3.54 s</w:t>
             </w:r>
           </w:p>
         </w:tc>
@@ -4614,7 +4614,7 @@
                 <w:i w:val="0"/>
                 <w:sz w:val="16"/>
               </w:rPr>
-              <w:t>Pods ready 3.32 s and requests OK 4.17 s after the database returned; whole outage 24.2 s</w:t>
+              <w:t>Pods ready 3.32 s and requests OK 4.17 s after the database returned. Whole outage 24.2 s</w:t>
             </w:r>
           </w:p>
         </w:tc>
@@ -4702,7 +4702,7 @@
           <w:b w:val="0"/>
           <w:i w:val="0"/>
         </w:rPr>
-        <w:t>How the numbers were obtained. scripts/experiment.py runs 4 client threads against the NodePort Service. Every thread sends a request, waits 50 ms and repeats; half of the requests are writes with a new student ID, half are reads. A request fails on an HTTP error or after a 2 s timeout, and it is slow when it takes more than 500 ms. A second thread reads the pod list every 0.25 s. The failure is injected 5 s after the start with kubectl. Detection time is the time from injection to the first reaction (Kubernetes) or the first bad request (user). Recovery time is the time until both replicas are ready and requests succeed again. At the end the script reads the database and checks that every write that got HTTP 200 is stored and that no failed write was stored.</w:t>
+        <w:t>I measured everything with scripts/experiment.py. It runs 4 client threads against the NodePort Service. Every thread sends a request, waits 50 ms and repeats. Half of the requests are writes with a new student ID, half are reads. A request fails on an HTTP error or after a 2 s timeout, and it is slow when it takes more than 500 ms. A second thread reads the pod list every 0.25 s. The failure is injected 5 s after the start with kubectl. Detection time is the time from injection to the first reaction (Kubernetes) or the first bad request (user). Recovery time is the time until both replicas are ready and requests succeed again. At the end the script reads the database and checks that every write that got HTTP 200 is stored and that no failed write was stored.</w:t>
       </w:r>
     </w:p>
     <w:p>
@@ -5105,7 +5105,7 @@
                 <w:i w:val="0"/>
                 <w:sz w:val="16"/>
               </w:rPr>
-              <w:t>All YAML in git, a commit for every change; etcd snapshot daily</w:t>
+              <w:t>All YAML in git with a commit for every change, etcd snapshot daily</w:t>
             </w:r>
           </w:p>
         </w:tc>
@@ -6620,7 +6620,7 @@
                 <w:i w:val="0"/>
                 <w:sz w:val="18"/>
               </w:rPr>
-              <w:t>I calculated every single change. Only a second gateway reaches the target (99.942%); more service replicas add less than 0.01 percentage points.</w:t>
+              <w:t>I calculated every single change. Only a second gateway reaches the target (99.942%). More service replicas add less than 0.01 percentage points.</w:t>
             </w:r>
           </w:p>
         </w:tc>
@@ -7295,7 +7295,7 @@
                 <w:i w:val="0"/>
                 <w:sz w:val="18"/>
               </w:rPr>
-              <w:t>The recovery time is short only because the database is small (2,617 rows). The hard part was the procedure; the copy itself took seconds.</w:t>
+              <w:t>The recovery time is short only because the database is small (2,617 rows). The hard part was the procedure. The copy itself took seconds.</w:t>
             </w:r>
           </w:p>
         </w:tc>
@@ -7945,7 +7945,7 @@
                 <w:i w:val="0"/>
                 <w:sz w:val="18"/>
               </w:rPr>
-              <w:t>Only Registration and PostgreSQL are deployed; the standby database, gateway, Auth and Course are design only. Everything runs on one laptop and the image was already on the nodes, so the restart times are better than in a real cluster.</w:t>
+              <w:t>Only Registration and PostgreSQL are deployed. The standby database, gateway, Auth and Course exist only in the design. Everything runs on one laptop and the image was already on the nodes, so the restart times are better than in a real cluster.</w:t>
             </w:r>
           </w:p>
         </w:tc>
